--- a/Documentation SBTN State of Nature Layers for Waterv1.0.docx
+++ b/Documentation SBTN State of Nature Layers for Waterv1.0.docx
@@ -9361,11 +9361,11 @@
 </file>
 
 <file path=customXml/item2.xml><?xml version="1.0" encoding="utf-8"?>
-<ct:contentTypeSchema xmlns:ct="http://schemas.microsoft.com/office/2006/metadata/contentType" xmlns:ma="http://schemas.microsoft.com/office/2006/metadata/properties/metaAttributes" ct:_="" ma:_="" ma:contentTypeName="Document" ma:contentTypeID="0x010100514581BE4F890A428CF213F5B3273D40" ma:contentTypeVersion="20" ma:contentTypeDescription="Create a new document." ma:contentTypeScope="" ma:versionID="cb41fbec9d7213f56d07e8d25659f474">
-  <xsd:schema xmlns:xsd="http://www.w3.org/2001/XMLSchema" xmlns:xs="http://www.w3.org/2001/XMLSchema" xmlns:p="http://schemas.microsoft.com/office/2006/metadata/properties" xmlns:ns1="http://schemas.microsoft.com/sharepoint/v3" xmlns:ns2="f3250919-af5f-48a2-b584-e9baed1e4802" xmlns:ns3="384ccce5-7f53-43d6-8193-853f21179d48" targetNamespace="http://schemas.microsoft.com/office/2006/metadata/properties" ma:root="true" ma:fieldsID="9765b8be94d9efccc73ea2231513a30e" ns1:_="" ns2:_="" ns3:_="">
+<ct:contentTypeSchema xmlns:ct="http://schemas.microsoft.com/office/2006/metadata/contentType" xmlns:ma="http://schemas.microsoft.com/office/2006/metadata/properties/metaAttributes" ct:_="" ma:_="" ma:contentTypeName="Dokument" ma:contentTypeID="0x010100AD893BDA9A4A19469C22CE1A7AFDB3AF" ma:contentTypeVersion="21" ma:contentTypeDescription="Ein neues Dokument erstellen." ma:contentTypeScope="" ma:versionID="ab7a0d49f0bc96de9bf2d518105f83fa">
+  <xsd:schema xmlns:xsd="http://www.w3.org/2001/XMLSchema" xmlns:xs="http://www.w3.org/2001/XMLSchema" xmlns:p="http://schemas.microsoft.com/office/2006/metadata/properties" xmlns:ns1="http://schemas.microsoft.com/sharepoint/v3" xmlns:ns2="5ce545a2-3605-412b-9fcd-e18a95c5bb76" xmlns:ns3="7ca8a6a3-0f5d-4388-9d9a-24c876c0b7e8" targetNamespace="http://schemas.microsoft.com/office/2006/metadata/properties" ma:root="true" ma:fieldsID="90d49a44f9e9cdc0086b6accda915a47" ns1:_="" ns2:_="" ns3:_="">
     <xsd:import namespace="http://schemas.microsoft.com/sharepoint/v3"/>
-    <xsd:import namespace="f3250919-af5f-48a2-b584-e9baed1e4802"/>
-    <xsd:import namespace="384ccce5-7f53-43d6-8193-853f21179d48"/>
+    <xsd:import namespace="5ce545a2-3605-412b-9fcd-e18a95c5bb76"/>
+    <xsd:import namespace="7ca8a6a3-0f5d-4388-9d9a-24c876c0b7e8"/>
     <xsd:element name="properties">
       <xsd:complexType>
         <xsd:sequence>
@@ -9374,23 +9374,24 @@
               <xsd:all>
                 <xsd:element ref="ns2:MediaServiceMetadata" minOccurs="0"/>
                 <xsd:element ref="ns2:MediaServiceFastMetadata" minOccurs="0"/>
-                <xsd:element ref="ns2:MediaServiceAutoKeyPoints" minOccurs="0"/>
-                <xsd:element ref="ns2:MediaServiceKeyPoints" minOccurs="0"/>
                 <xsd:element ref="ns2:MediaServiceDateTaken" minOccurs="0"/>
                 <xsd:element ref="ns2:MediaServiceAutoTags" minOccurs="0"/>
                 <xsd:element ref="ns2:MediaServiceGenerationTime" minOccurs="0"/>
                 <xsd:element ref="ns2:MediaServiceEventHashCode" minOccurs="0"/>
                 <xsd:element ref="ns2:MediaServiceOCR" minOccurs="0"/>
+                <xsd:element ref="ns3:SharedWithUsers" minOccurs="0"/>
+                <xsd:element ref="ns3:SharedWithDetails" minOccurs="0"/>
+                <xsd:element ref="ns2:MediaServiceAutoKeyPoints" minOccurs="0"/>
+                <xsd:element ref="ns2:MediaServiceKeyPoints" minOccurs="0"/>
+                <xsd:element ref="ns2:MediaServiceLocation" minOccurs="0"/>
                 <xsd:element ref="ns2:MediaLengthInSeconds" minOccurs="0"/>
                 <xsd:element ref="ns1:_ip_UnifiedCompliancePolicyProperties" minOccurs="0"/>
                 <xsd:element ref="ns1:_ip_UnifiedCompliancePolicyUIAction" minOccurs="0"/>
-                <xsd:element ref="ns3:SharedWithUsers" minOccurs="0"/>
-                <xsd:element ref="ns3:SharedWithDetails" minOccurs="0"/>
                 <xsd:element ref="ns2:lcf76f155ced4ddcb4097134ff3c332f" minOccurs="0"/>
                 <xsd:element ref="ns3:TaxCatchAll" minOccurs="0"/>
-                <xsd:element ref="ns2:MediaServiceLocation" minOccurs="0"/>
                 <xsd:element ref="ns2:MediaServiceObjectDetectorVersions" minOccurs="0"/>
                 <xsd:element ref="ns2:MediaServiceSearchProperties" minOccurs="0"/>
+                <xsd:element ref="ns2:MediaServiceBillingMetadata" minOccurs="0"/>
               </xsd:all>
             </xsd:complexType>
           </xsd:element>
@@ -9401,18 +9402,18 @@
   <xsd:schema xmlns:xsd="http://www.w3.org/2001/XMLSchema" xmlns:xs="http://www.w3.org/2001/XMLSchema" xmlns:dms="http://schemas.microsoft.com/office/2006/documentManagement/types" xmlns:pc="http://schemas.microsoft.com/office/infopath/2007/PartnerControls" targetNamespace="http://schemas.microsoft.com/sharepoint/v3" elementFormDefault="qualified">
     <xsd:import namespace="http://schemas.microsoft.com/office/2006/documentManagement/types"/>
     <xsd:import namespace="http://schemas.microsoft.com/office/infopath/2007/PartnerControls"/>
-    <xsd:element name="_ip_UnifiedCompliancePolicyProperties" ma:index="18" nillable="true" ma:displayName="Unified Compliance Policy Properties" ma:hidden="true" ma:internalName="_ip_UnifiedCompliancePolicyProperties">
+    <xsd:element name="_ip_UnifiedCompliancePolicyProperties" ma:index="21" nillable="true" ma:displayName="Eigenschaften der einheitlichen Compliancerichtlinie" ma:hidden="true" ma:internalName="_ip_UnifiedCompliancePolicyProperties">
       <xsd:simpleType>
         <xsd:restriction base="dms:Note"/>
       </xsd:simpleType>
     </xsd:element>
-    <xsd:element name="_ip_UnifiedCompliancePolicyUIAction" ma:index="19" nillable="true" ma:displayName="Unified Compliance Policy UI Action" ma:hidden="true" ma:internalName="_ip_UnifiedCompliancePolicyUIAction">
+    <xsd:element name="_ip_UnifiedCompliancePolicyUIAction" ma:index="22" nillable="true" ma:displayName="UI-Aktion der einheitlichen Compliancerichtlinie" ma:hidden="true" ma:internalName="_ip_UnifiedCompliancePolicyUIAction">
       <xsd:simpleType>
         <xsd:restriction base="dms:Text"/>
       </xsd:simpleType>
     </xsd:element>
   </xsd:schema>
-  <xsd:schema xmlns:xsd="http://www.w3.org/2001/XMLSchema" xmlns:xs="http://www.w3.org/2001/XMLSchema" xmlns:dms="http://schemas.microsoft.com/office/2006/documentManagement/types" xmlns:pc="http://schemas.microsoft.com/office/infopath/2007/PartnerControls" targetNamespace="f3250919-af5f-48a2-b584-e9baed1e4802" elementFormDefault="qualified">
+  <xsd:schema xmlns:xsd="http://www.w3.org/2001/XMLSchema" xmlns:xs="http://www.w3.org/2001/XMLSchema" xmlns:dms="http://schemas.microsoft.com/office/2006/documentManagement/types" xmlns:pc="http://schemas.microsoft.com/office/infopath/2007/PartnerControls" targetNamespace="5ce545a2-3605-412b-9fcd-e18a95c5bb76" elementFormDefault="qualified">
     <xsd:import namespace="http://schemas.microsoft.com/office/2006/documentManagement/types"/>
     <xsd:import namespace="http://schemas.microsoft.com/office/infopath/2007/PartnerControls"/>
     <xsd:element name="MediaServiceMetadata" ma:index="8" nillable="true" ma:displayName="MediaServiceMetadata" ma:hidden="true" ma:internalName="MediaServiceMetadata" ma:readOnly="true">
@@ -9425,61 +9426,61 @@
         <xsd:restriction base="dms:Note"/>
       </xsd:simpleType>
     </xsd:element>
-    <xsd:element name="MediaServiceAutoKeyPoints" ma:index="10" nillable="true" ma:displayName="MediaServiceAutoKeyPoints" ma:hidden="true" ma:internalName="MediaServiceAutoKeyPoints" ma:readOnly="true">
+    <xsd:element name="MediaServiceDateTaken" ma:index="10" nillable="true" ma:displayName="MediaServiceDateTaken" ma:hidden="true" ma:internalName="MediaServiceDateTaken" ma:readOnly="true">
       <xsd:simpleType>
-        <xsd:restriction base="dms:Note"/>
+        <xsd:restriction base="dms:Text"/>
       </xsd:simpleType>
     </xsd:element>
-    <xsd:element name="MediaServiceKeyPoints" ma:index="11" nillable="true" ma:displayName="KeyPoints" ma:internalName="MediaServiceKeyPoints" ma:readOnly="true">
+    <xsd:element name="MediaServiceAutoTags" ma:index="11" nillable="true" ma:displayName="Tags" ma:internalName="MediaServiceAutoTags" ma:readOnly="true">
+      <xsd:simpleType>
+        <xsd:restriction base="dms:Text"/>
+      </xsd:simpleType>
+    </xsd:element>
+    <xsd:element name="MediaServiceGenerationTime" ma:index="12" nillable="true" ma:displayName="MediaServiceGenerationTime" ma:hidden="true" ma:internalName="MediaServiceGenerationTime" ma:readOnly="true">
+      <xsd:simpleType>
+        <xsd:restriction base="dms:Text"/>
+      </xsd:simpleType>
+    </xsd:element>
+    <xsd:element name="MediaServiceEventHashCode" ma:index="13" nillable="true" ma:displayName="MediaServiceEventHashCode" ma:hidden="true" ma:internalName="MediaServiceEventHashCode" ma:readOnly="true">
+      <xsd:simpleType>
+        <xsd:restriction base="dms:Text"/>
+      </xsd:simpleType>
+    </xsd:element>
+    <xsd:element name="MediaServiceOCR" ma:index="14" nillable="true" ma:displayName="Extracted Text" ma:internalName="MediaServiceOCR" ma:readOnly="true">
       <xsd:simpleType>
         <xsd:restriction base="dms:Note">
           <xsd:maxLength value="255"/>
         </xsd:restriction>
       </xsd:simpleType>
     </xsd:element>
-    <xsd:element name="MediaServiceDateTaken" ma:index="12" nillable="true" ma:displayName="MediaServiceDateTaken" ma:hidden="true" ma:internalName="MediaServiceDateTaken" ma:readOnly="true">
+    <xsd:element name="MediaServiceAutoKeyPoints" ma:index="17" nillable="true" ma:displayName="MediaServiceAutoKeyPoints" ma:hidden="true" ma:internalName="MediaServiceAutoKeyPoints" ma:readOnly="true">
       <xsd:simpleType>
-        <xsd:restriction base="dms:Text"/>
+        <xsd:restriction base="dms:Note"/>
       </xsd:simpleType>
     </xsd:element>
-    <xsd:element name="MediaServiceAutoTags" ma:index="13" nillable="true" ma:displayName="Tags" ma:internalName="MediaServiceAutoTags" ma:readOnly="true">
-      <xsd:simpleType>
-        <xsd:restriction base="dms:Text"/>
-      </xsd:simpleType>
-    </xsd:element>
-    <xsd:element name="MediaServiceGenerationTime" ma:index="14" nillable="true" ma:displayName="MediaServiceGenerationTime" ma:hidden="true" ma:internalName="MediaServiceGenerationTime" ma:readOnly="true">
-      <xsd:simpleType>
-        <xsd:restriction base="dms:Text"/>
-      </xsd:simpleType>
-    </xsd:element>
-    <xsd:element name="MediaServiceEventHashCode" ma:index="15" nillable="true" ma:displayName="MediaServiceEventHashCode" ma:hidden="true" ma:internalName="MediaServiceEventHashCode" ma:readOnly="true">
-      <xsd:simpleType>
-        <xsd:restriction base="dms:Text"/>
-      </xsd:simpleType>
-    </xsd:element>
-    <xsd:element name="MediaServiceOCR" ma:index="16" nillable="true" ma:displayName="Extracted Text" ma:internalName="MediaServiceOCR" ma:readOnly="true">
+    <xsd:element name="MediaServiceKeyPoints" ma:index="18" nillable="true" ma:displayName="KeyPoints" ma:internalName="MediaServiceKeyPoints" ma:readOnly="true">
       <xsd:simpleType>
         <xsd:restriction base="dms:Note">
           <xsd:maxLength value="255"/>
         </xsd:restriction>
       </xsd:simpleType>
     </xsd:element>
-    <xsd:element name="MediaLengthInSeconds" ma:index="17" nillable="true" ma:displayName="Length (seconds)" ma:internalName="MediaLengthInSeconds" ma:readOnly="true">
+    <xsd:element name="MediaServiceLocation" ma:index="19" nillable="true" ma:displayName="Location" ma:internalName="MediaServiceLocation" ma:readOnly="true">
+      <xsd:simpleType>
+        <xsd:restriction base="dms:Text"/>
+      </xsd:simpleType>
+    </xsd:element>
+    <xsd:element name="MediaLengthInSeconds" ma:index="20" nillable="true" ma:displayName="Length (seconds)" ma:internalName="MediaLengthInSeconds" ma:readOnly="true">
       <xsd:simpleType>
         <xsd:restriction base="dms:Unknown"/>
       </xsd:simpleType>
     </xsd:element>
-    <xsd:element name="lcf76f155ced4ddcb4097134ff3c332f" ma:index="23" nillable="true" ma:taxonomy="true" ma:internalName="lcf76f155ced4ddcb4097134ff3c332f" ma:taxonomyFieldName="MediaServiceImageTags" ma:displayName="Image Tags" ma:readOnly="false" ma:fieldId="{5cf76f15-5ced-4ddc-b409-7134ff3c332f}" ma:taxonomyMulti="true" ma:sspId="3d60032c-6068-4305-b459-002d828e96a0" ma:termSetId="09814cd3-568e-fe90-9814-8d621ff8fb84" ma:anchorId="fba54fb3-c3e1-fe81-a776-ca4b69148c4d" ma:open="true" ma:isKeyword="false">
+    <xsd:element name="lcf76f155ced4ddcb4097134ff3c332f" ma:index="24" nillable="true" ma:taxonomy="true" ma:internalName="lcf76f155ced4ddcb4097134ff3c332f" ma:taxonomyFieldName="MediaServiceImageTags" ma:displayName="Bildmarkierungen" ma:readOnly="false" ma:fieldId="{5cf76f15-5ced-4ddc-b409-7134ff3c332f}" ma:taxonomyMulti="true" ma:sspId="3d60032c-6068-4305-b459-002d828e96a0" ma:termSetId="09814cd3-568e-fe90-9814-8d621ff8fb84" ma:anchorId="fba54fb3-c3e1-fe81-a776-ca4b69148c4d" ma:open="true" ma:isKeyword="false">
       <xsd:complexType>
         <xsd:sequence>
           <xsd:element ref="pc:Terms" minOccurs="0" maxOccurs="1"/>
         </xsd:sequence>
       </xsd:complexType>
-    </xsd:element>
-    <xsd:element name="MediaServiceLocation" ma:index="25" nillable="true" ma:displayName="Location" ma:internalName="MediaServiceLocation" ma:readOnly="true">
-      <xsd:simpleType>
-        <xsd:restriction base="dms:Text"/>
-      </xsd:simpleType>
     </xsd:element>
     <xsd:element name="MediaServiceObjectDetectorVersions" ma:index="26" nillable="true" ma:displayName="MediaServiceObjectDetectorVersions" ma:description="" ma:hidden="true" ma:indexed="true" ma:internalName="MediaServiceObjectDetectorVersions" ma:readOnly="true">
       <xsd:simpleType>
@@ -9491,11 +9492,16 @@
         <xsd:restriction base="dms:Note"/>
       </xsd:simpleType>
     </xsd:element>
+    <xsd:element name="MediaServiceBillingMetadata" ma:index="28" nillable="true" ma:displayName="MediaServiceBillingMetadata" ma:hidden="true" ma:internalName="MediaServiceBillingMetadata" ma:readOnly="true">
+      <xsd:simpleType>
+        <xsd:restriction base="dms:Note"/>
+      </xsd:simpleType>
+    </xsd:element>
   </xsd:schema>
-  <xsd:schema xmlns:xsd="http://www.w3.org/2001/XMLSchema" xmlns:xs="http://www.w3.org/2001/XMLSchema" xmlns:dms="http://schemas.microsoft.com/office/2006/documentManagement/types" xmlns:pc="http://schemas.microsoft.com/office/infopath/2007/PartnerControls" targetNamespace="384ccce5-7f53-43d6-8193-853f21179d48" elementFormDefault="qualified">
+  <xsd:schema xmlns:xsd="http://www.w3.org/2001/XMLSchema" xmlns:xs="http://www.w3.org/2001/XMLSchema" xmlns:dms="http://schemas.microsoft.com/office/2006/documentManagement/types" xmlns:pc="http://schemas.microsoft.com/office/infopath/2007/PartnerControls" targetNamespace="7ca8a6a3-0f5d-4388-9d9a-24c876c0b7e8" elementFormDefault="qualified">
     <xsd:import namespace="http://schemas.microsoft.com/office/2006/documentManagement/types"/>
     <xsd:import namespace="http://schemas.microsoft.com/office/infopath/2007/PartnerControls"/>
-    <xsd:element name="SharedWithUsers" ma:index="20" nillable="true" ma:displayName="Shared With" ma:internalName="SharedWithUsers" ma:readOnly="true">
+    <xsd:element name="SharedWithUsers" ma:index="15" nillable="true" ma:displayName="Freigegeben für" ma:internalName="SharedWithUsers" ma:readOnly="true">
       <xsd:complexType>
         <xsd:complexContent>
           <xsd:extension base="dms:UserMulti">
@@ -9514,14 +9520,14 @@
         </xsd:complexContent>
       </xsd:complexType>
     </xsd:element>
-    <xsd:element name="SharedWithDetails" ma:index="21" nillable="true" ma:displayName="Shared With Details" ma:internalName="SharedWithDetails" ma:readOnly="true">
+    <xsd:element name="SharedWithDetails" ma:index="16" nillable="true" ma:displayName="Freigegeben für - Details" ma:internalName="SharedWithDetails" ma:readOnly="true">
       <xsd:simpleType>
         <xsd:restriction base="dms:Note">
           <xsd:maxLength value="255"/>
         </xsd:restriction>
       </xsd:simpleType>
     </xsd:element>
-    <xsd:element name="TaxCatchAll" ma:index="24" nillable="true" ma:displayName="Taxonomy Catch All Column" ma:hidden="true" ma:list="{a81817e5-1927-4d65-8651-6cc0fa9dc574}" ma:internalName="TaxCatchAll" ma:showField="CatchAllData" ma:web="384ccce5-7f53-43d6-8193-853f21179d48">
+    <xsd:element name="TaxCatchAll" ma:index="25" nillable="true" ma:displayName="Taxonomy Catch All Column" ma:hidden="true" ma:list="{51bef38f-916d-43ec-b606-3ff645e2e8ef}" ma:internalName="TaxCatchAll" ma:showField="CatchAllData" ma:web="7ca8a6a3-0f5d-4388-9d9a-24c876c0b7e8">
       <xsd:complexType>
         <xsd:complexContent>
           <xsd:extension base="dms:MultiChoiceLookup">
@@ -9542,8 +9548,8 @@
         <xsd:element ref="dc:creator" minOccurs="0" maxOccurs="1"/>
         <xsd:element ref="dcterms:created" minOccurs="0" maxOccurs="1"/>
         <xsd:element ref="dc:identifier" minOccurs="0" maxOccurs="1"/>
-        <xsd:element name="contentType" minOccurs="0" maxOccurs="1" type="xsd:string" ma:index="0" ma:displayName="Content Type"/>
-        <xsd:element ref="dc:title" minOccurs="0" maxOccurs="1" ma:index="4" ma:displayName="Title"/>
+        <xsd:element name="contentType" minOccurs="0" maxOccurs="1" type="xsd:string" ma:index="0" ma:displayName="Inhaltstyp"/>
+        <xsd:element ref="dc:title" minOccurs="0" maxOccurs="1" ma:index="4" ma:displayName="Titel"/>
         <xsd:element ref="dc:subject" minOccurs="0" maxOccurs="1"/>
         <xsd:element ref="dc:description" minOccurs="0" maxOccurs="1"/>
         <xsd:element name="keywords" minOccurs="0" maxOccurs="1" type="xsd:string"/>
@@ -9641,6 +9647,19 @@
 </FormTemplates>
 </file>
 
+<file path=customXml/item4.xml><?xml version="1.0" encoding="utf-8"?>
+<p:properties xmlns:p="http://schemas.microsoft.com/office/2006/metadata/properties" xmlns:xsi="http://www.w3.org/2001/XMLSchema-instance" xmlns:pc="http://schemas.microsoft.com/office/infopath/2007/PartnerControls">
+  <documentManagement>
+    <_ip_UnifiedCompliancePolicyUIAction xmlns="http://schemas.microsoft.com/sharepoint/v3" xsi:nil="true"/>
+    <TaxCatchAll xmlns="7ca8a6a3-0f5d-4388-9d9a-24c876c0b7e8" xsi:nil="true"/>
+    <lcf76f155ced4ddcb4097134ff3c332f xmlns="5ce545a2-3605-412b-9fcd-e18a95c5bb76">
+      <Terms xmlns="http://schemas.microsoft.com/office/infopath/2007/PartnerControls"/>
+    </lcf76f155ced4ddcb4097134ff3c332f>
+    <_ip_UnifiedCompliancePolicyProperties xmlns="http://schemas.microsoft.com/sharepoint/v3" xsi:nil="true"/>
+  </documentManagement>
+</p:properties>
+</file>
+
 <file path=customXml/itemProps1.xml><?xml version="1.0" encoding="utf-8"?>
 <ds:datastoreItem xmlns:ds="http://schemas.openxmlformats.org/officeDocument/2006/customXml" ds:itemID="{11111111-1234-1234-1234-123412341234}">
   <ds:schemaRefs>
@@ -9651,9 +9670,13 @@
 </file>
 
 <file path=customXml/itemProps2.xml><?xml version="1.0" encoding="utf-8"?>
-<ds:datastoreItem xmlns:ds="http://schemas.openxmlformats.org/officeDocument/2006/customXml" ds:itemID="{ACEC66BA-F953-4D38-B857-1F54B7F2AD1C}"/>
+<ds:datastoreItem xmlns:ds="http://schemas.openxmlformats.org/officeDocument/2006/customXml" ds:itemID="{159A1E53-A28F-44AC-BD73-0CF86823C890}"/>
 </file>
 
 <file path=customXml/itemProps3.xml><?xml version="1.0" encoding="utf-8"?>
 <ds:datastoreItem xmlns:ds="http://schemas.openxmlformats.org/officeDocument/2006/customXml" ds:itemID="{EB36CF42-D26A-479B-A02C-D696BDF4AA77}"/>
+</file>
+
+<file path=customXml/itemProps4.xml><?xml version="1.0" encoding="utf-8"?>
+<ds:datastoreItem xmlns:ds="http://schemas.openxmlformats.org/officeDocument/2006/customXml" ds:itemID="{45A9E4F2-B5E7-4CCB-AA76-13F17B17FAF6}"/>
 </file>